--- a/Analysis Plan/ValidationStudy-HES_Costs_Data_Cleaning_Actions.docx
+++ b/Analysis Plan/ValidationStudy-HES_Costs_Data_Cleaning_Actions.docx
@@ -329,10 +329,7 @@
     </w:p>
     <w:p>
       <w:r>
-        <w:t>In cases where the</w:t>
-      </w:r>
-      <w:r>
-        <w:t xml:space="preserve"> </w:t>
+        <w:t xml:space="preserve">In cases where the </w:t>
       </w:r>
       <w:proofErr w:type="spellStart"/>
       <w:r>
@@ -340,24 +337,12 @@
       </w:r>
       <w:proofErr w:type="gramStart"/>
       <w:r>
-        <w:t>cost</w:t>
-      </w:r>
-      <w:r>
-        <w:t>,</w:t>
-      </w:r>
-      <w:r>
-        <w:t>field</w:t>
+        <w:t>cost,field</w:t>
       </w:r>
       <w:proofErr w:type="spellEnd"/>
       <w:proofErr w:type="gramEnd"/>
       <w:r>
-        <w:t xml:space="preserve"> contains a</w:t>
-      </w:r>
-      <w:r>
-        <w:t xml:space="preserve"> </w:t>
-      </w:r>
-      <w:r>
-        <w:t>*, this typically indicates suppressed values due to low attendance counts. To ensure consistent cost estimation across treatment specialties (</w:t>
+        <w:t xml:space="preserve"> contains a *, this typically indicates suppressed values due to low attendance counts. To ensure consistent cost estimation across treatment specialties (</w:t>
       </w:r>
       <w:proofErr w:type="spellStart"/>
       <w:r>
@@ -384,10 +369,7 @@
         </w:numPr>
       </w:pPr>
       <w:r>
-        <w:t>For each</w:t>
-      </w:r>
-      <w:r>
-        <w:t xml:space="preserve"> </w:t>
+        <w:t xml:space="preserve">For each </w:t>
       </w:r>
       <w:proofErr w:type="spellStart"/>
       <w:r>
@@ -395,13 +377,7 @@
       </w:r>
       <w:proofErr w:type="spellEnd"/>
       <w:r>
-        <w:t xml:space="preserve"> </w:t>
-      </w:r>
-      <w:r>
-        <w:t>and</w:t>
-      </w:r>
-      <w:r>
-        <w:t xml:space="preserve"> </w:t>
+        <w:t xml:space="preserve"> and </w:t>
       </w:r>
       <w:proofErr w:type="spellStart"/>
       <w:r>
@@ -409,10 +385,7 @@
       </w:r>
       <w:proofErr w:type="spellEnd"/>
       <w:r>
-        <w:t xml:space="preserve"> </w:t>
-      </w:r>
-      <w:r>
-        <w:t>group:</w:t>
+        <w:t xml:space="preserve"> group:</w:t>
       </w:r>
     </w:p>
     <w:p>
@@ -424,10 +397,7 @@
       </w:pPr>
       <w:r>
         <w:lastRenderedPageBreak/>
-        <w:t>If</w:t>
-      </w:r>
-      <w:r>
-        <w:t xml:space="preserve"> </w:t>
+        <w:t xml:space="preserve">If </w:t>
       </w:r>
       <w:r>
         <w:rPr>
@@ -437,25 +407,7 @@
         <w:t>all rows</w:t>
       </w:r>
       <w:r>
-        <w:t xml:space="preserve"> </w:t>
-      </w:r>
-      <w:r>
-        <w:t>contain suppressed unit costs (*), the average of the available</w:t>
-      </w:r>
-      <w:r>
-        <w:t xml:space="preserve"> </w:t>
-      </w:r>
-      <w:r>
-        <w:t>cost</w:t>
-      </w:r>
-      <w:r>
-        <w:t xml:space="preserve"> </w:t>
-      </w:r>
-      <w:r>
-        <w:t>values was used as the</w:t>
-      </w:r>
-      <w:r>
-        <w:t xml:space="preserve"> </w:t>
+        <w:t xml:space="preserve"> contain suppressed unit costs (*), the average of the available cost values was used as the </w:t>
       </w:r>
       <w:proofErr w:type="spellStart"/>
       <w:r>
@@ -474,10 +426,7 @@
         </w:numPr>
       </w:pPr>
       <w:r>
-        <w:t>If</w:t>
-      </w:r>
-      <w:r>
-        <w:t xml:space="preserve"> </w:t>
+        <w:t xml:space="preserve">If </w:t>
       </w:r>
       <w:r>
         <w:rPr>
@@ -487,13 +436,7 @@
         <w:t>some rows</w:t>
       </w:r>
       <w:r>
-        <w:t xml:space="preserve"> </w:t>
-      </w:r>
-      <w:r>
-        <w:t>have valid</w:t>
-      </w:r>
-      <w:r>
-        <w:t xml:space="preserve"> </w:t>
+        <w:t xml:space="preserve"> have valid </w:t>
       </w:r>
       <w:proofErr w:type="spellStart"/>
       <w:r>
@@ -501,13 +444,7 @@
       </w:r>
       <w:proofErr w:type="spellEnd"/>
       <w:r>
-        <w:t xml:space="preserve"> </w:t>
-      </w:r>
-      <w:r>
-        <w:t>values, the</w:t>
-      </w:r>
-      <w:r>
-        <w:t xml:space="preserve"> </w:t>
+        <w:t xml:space="preserve"> values, the </w:t>
       </w:r>
       <w:proofErr w:type="spellStart"/>
       <w:r>
@@ -515,13 +452,7 @@
       </w:r>
       <w:proofErr w:type="spellEnd"/>
       <w:r>
-        <w:t xml:space="preserve"> </w:t>
-      </w:r>
-      <w:r>
-        <w:t>was calculated using the</w:t>
-      </w:r>
-      <w:r>
-        <w:t xml:space="preserve"> </w:t>
+        <w:t xml:space="preserve"> was calculated using the </w:t>
       </w:r>
       <w:r>
         <w:rPr>
@@ -531,13 +462,7 @@
         <w:t>weighted mean</w:t>
       </w:r>
       <w:r>
-        <w:t xml:space="preserve"> </w:t>
-      </w:r>
-      <w:r>
-        <w:t>of those values, weighted by</w:t>
-      </w:r>
-      <w:r>
-        <w:t xml:space="preserve"> </w:t>
+        <w:t xml:space="preserve"> of those values, weighted by </w:t>
       </w:r>
       <w:proofErr w:type="spellStart"/>
       <w:r>
@@ -2499,6 +2424,7 @@
   <w:style w:type="character" w:default="1" w:styleId="DefaultParagraphFont">
     <w:name w:val="Default Paragraph Font"/>
     <w:uiPriority w:val="1"/>
+    <w:semiHidden/>
     <w:unhideWhenUsed/>
   </w:style>
   <w:style w:type="table" w:default="1" w:styleId="TableNormal">

--- a/Analysis Plan/ValidationStudy-HES_Costs_Data_Cleaning_Actions.docx
+++ b/Analysis Plan/ValidationStudy-HES_Costs_Data_Cleaning_Actions.docx
@@ -473,6 +473,122 @@
         <w:t>.</w:t>
       </w:r>
     </w:p>
+    <w:p>
+      <w:r>
+        <w:rPr>
+          <w:b/>
+          <w:bCs/>
+        </w:rPr>
+        <w:t>HRG Cost Imputation and Clustering Methodology</w:t>
+      </w:r>
+    </w:p>
+    <w:p>
+      <w:r>
+        <w:t>The dataset was first cleaned to extract relevant variables and flag rows with suppressed national average unit costs (denoted by '*'). These values were converted to numeric format, and attendance figures were similarly cleaned to ensure consistency.</w:t>
+      </w:r>
+    </w:p>
+    <w:p>
+      <w:r>
+        <w:t>Unit costs were then imputed for each HRG using the following logic:</w:t>
+      </w:r>
+    </w:p>
+    <w:p>
+      <w:pPr>
+        <w:numPr>
+          <w:ilvl w:val="0"/>
+          <w:numId w:val="10"/>
+        </w:numPr>
+      </w:pPr>
+      <w:r>
+        <w:t>Since costs are reported by department description (e.g., Consultant-Led or Non-Consultant-Led), the imputation was performed within each treatment specialty and NAC HRG code.</w:t>
+      </w:r>
+    </w:p>
+    <w:p>
+      <w:pPr>
+        <w:numPr>
+          <w:ilvl w:val="1"/>
+          <w:numId w:val="10"/>
+        </w:numPr>
+      </w:pPr>
+      <w:r>
+        <w:t xml:space="preserve">If all rows for a given HRG </w:t>
+      </w:r>
+      <w:r>
+        <w:t xml:space="preserve">and treatment specialty </w:t>
+      </w:r>
+      <w:r>
+        <w:t>had suppressed national average costs</w:t>
+      </w:r>
+      <w:r>
+        <w:t xml:space="preserve"> </w:t>
+      </w:r>
+      <w:r>
+        <w:t>(denoted by '*'), the mean of the actual cost column was used.</w:t>
+      </w:r>
+    </w:p>
+    <w:p>
+      <w:pPr>
+        <w:numPr>
+          <w:ilvl w:val="1"/>
+          <w:numId w:val="10"/>
+        </w:numPr>
+      </w:pPr>
+      <w:r>
+        <w:t>Otherwise, a weighted mean of the national average unit cost was calculated using the number of attendances.</w:t>
+      </w:r>
+    </w:p>
+    <w:p>
+      <w:r>
+        <w:t xml:space="preserve">In the OMOP dataset (where the </w:t>
+      </w:r>
+      <w:proofErr w:type="spellStart"/>
+      <w:r>
+        <w:t>firstatt</w:t>
+      </w:r>
+      <w:proofErr w:type="spellEnd"/>
+      <w:r>
+        <w:t xml:space="preserve"> variable was randomly allocated), HRGs were clustered by the first four characters of their code (e.g., WF01A–D grouped as WF01). Within each cluster:</w:t>
+      </w:r>
+    </w:p>
+    <w:p>
+      <w:pPr>
+        <w:numPr>
+          <w:ilvl w:val="0"/>
+          <w:numId w:val="11"/>
+        </w:numPr>
+      </w:pPr>
+      <w:r>
+        <w:t>If any HRG had suppressed attendance data (denoted by '*'), a simple mean of the imputed unit costs was used for the cluster.</w:t>
+      </w:r>
+    </w:p>
+    <w:p>
+      <w:pPr>
+        <w:numPr>
+          <w:ilvl w:val="0"/>
+          <w:numId w:val="11"/>
+        </w:numPr>
+      </w:pPr>
+      <w:r>
+        <w:t>Otherwise, a weighted mean was applied using the number of attendances.</w:t>
+      </w:r>
+    </w:p>
+    <w:p>
+      <w:pPr>
+        <w:rPr>
+          <w:i/>
+          <w:iCs/>
+          <w:color w:val="747474" w:themeColor="background2" w:themeShade="80"/>
+        </w:rPr>
+      </w:pPr>
+      <w:r>
+        <w:rPr>
+          <w:i/>
+          <w:iCs/>
+          <w:color w:val="747474" w:themeColor="background2" w:themeShade="80"/>
+        </w:rPr>
+        <w:t>This approach ensures that HRGs within the same clinical cluster share a consistent unit cost, while accounting for data suppression and variation in activity levels.</w:t>
+      </w:r>
+    </w:p>
     <w:p/>
     <w:p>
       <w:pPr>
@@ -552,6 +668,7 @@
         </w:numPr>
       </w:pPr>
       <w:r>
+        <w:lastRenderedPageBreak/>
         <w:t>Validate by checking 20 random valid codes against patients’ actual data.</w:t>
       </w:r>
     </w:p>
@@ -756,6 +873,155 @@
 <file path=word/numbering.xml><?xml version="1.0" encoding="utf-8"?>
 <w:numbering xmlns:wpc="http://schemas.microsoft.com/office/word/2010/wordprocessingCanvas" xmlns:cx="http://schemas.microsoft.com/office/drawing/2014/chartex" xmlns:cx1="http://schemas.microsoft.com/office/drawing/2015/9/8/chartex" xmlns:cx2="http://schemas.microsoft.com/office/drawing/2015/10/21/chartex" xmlns:cx3="http://schemas.microsoft.com/office/drawing/2016/5/9/chartex" xmlns:cx4="http://schemas.microsoft.com/office/drawing/2016/5/10/chartex" xmlns:cx5="http://schemas.microsoft.com/office/drawing/2016/5/11/chartex" xmlns:cx6="http://schemas.microsoft.com/office/drawing/2016/5/12/chartex" xmlns:cx7="http://schemas.microsoft.com/office/drawing/2016/5/13/chartex" xmlns:cx8="http://schemas.microsoft.com/office/drawing/2016/5/14/chartex" xmlns:mc="http://schemas.openxmlformats.org/markup-compatibility/2006" xmlns:aink="http://schemas.microsoft.com/office/drawing/2016/ink" xmlns:am3d="http://schemas.microsoft.com/office/drawing/2017/model3d" xmlns:o="urn:schemas-microsoft-com:office:office" xmlns:oel="http://schemas.microsoft.com/office/2019/extlst" xmlns:r="http://schemas.openxmlformats.org/officeDocument/2006/relationships" xmlns:m="http://schemas.openxmlformats.org/officeDocument/2006/math" xmlns:v="urn:schemas-microsoft-com:vml" xmlns:wp14="http://schemas.microsoft.com/office/word/2010/wordprocessingDrawing" xmlns:wp="http://schemas.openxmlformats.org/drawingml/2006/wordprocessingDrawing" xmlns:w10="urn:schemas-microsoft-com:office:word" xmlns:w="http://schemas.openxmlformats.org/wordprocessingml/2006/main" xmlns:w14="http://schemas.microsoft.com/office/word/2010/wordml" xmlns:w15="http://schemas.microsoft.com/office/word/2012/wordml" xmlns:w16cex="http://schemas.microsoft.com/office/word/2018/wordml/cex" xmlns:w16cid="http://schemas.microsoft.com/office/word/2016/wordml/cid" xmlns:w16="http://schemas.microsoft.com/office/word/2018/wordml" xmlns:w16du="http://schemas.microsoft.com/office/word/2023/wordml/word16du" xmlns:w16sdtdh="http://schemas.microsoft.com/office/word/2020/wordml/sdtdatahash" xmlns:w16sdtfl="http://schemas.microsoft.com/office/word/2024/wordml/sdtformatlock" xmlns:w16se="http://schemas.microsoft.com/office/word/2015/wordml/symex" xmlns:wpg="http://schemas.microsoft.com/office/word/2010/wordprocessingGroup" xmlns:wpi="http://schemas.microsoft.com/office/word/2010/wordprocessingInk" xmlns:wne="http://schemas.microsoft.com/office/word/2006/wordml" xmlns:wps="http://schemas.microsoft.com/office/word/2010/wordprocessingShape" mc:Ignorable="w14 w15 w16se w16cid w16 w16cex w16sdtdh w16sdtfl w16du wp14">
   <w:abstractNum w:abstractNumId="0" w15:restartNumberingAfterBreak="0">
+    <w:nsid w:val="022B59B9"/>
+    <w:multiLevelType w:val="multilevel"/>
+    <w:tmpl w:val="A5A8CC10"/>
+    <w:lvl w:ilvl="0">
+      <w:start w:val="1"/>
+      <w:numFmt w:val="bullet"/>
+      <w:lvlText w:val=""/>
+      <w:lvlJc w:val="left"/>
+      <w:pPr>
+        <w:tabs>
+          <w:tab w:val="num" w:pos="720"/>
+        </w:tabs>
+        <w:ind w:left="720" w:hanging="360"/>
+      </w:pPr>
+      <w:rPr>
+        <w:rFonts w:ascii="Symbol" w:hAnsi="Symbol" w:hint="default"/>
+        <w:sz w:val="20"/>
+      </w:rPr>
+    </w:lvl>
+    <w:lvl w:ilvl="1">
+      <w:start w:val="1"/>
+      <w:numFmt w:val="bullet"/>
+      <w:lvlText w:val="o"/>
+      <w:lvlJc w:val="left"/>
+      <w:pPr>
+        <w:tabs>
+          <w:tab w:val="num" w:pos="1440"/>
+        </w:tabs>
+        <w:ind w:left="1440" w:hanging="360"/>
+      </w:pPr>
+      <w:rPr>
+        <w:rFonts w:ascii="Courier New" w:hAnsi="Courier New" w:hint="default"/>
+        <w:sz w:val="20"/>
+      </w:rPr>
+    </w:lvl>
+    <w:lvl w:ilvl="2" w:tentative="1">
+      <w:start w:val="1"/>
+      <w:numFmt w:val="bullet"/>
+      <w:lvlText w:val=""/>
+      <w:lvlJc w:val="left"/>
+      <w:pPr>
+        <w:tabs>
+          <w:tab w:val="num" w:pos="2160"/>
+        </w:tabs>
+        <w:ind w:left="2160" w:hanging="360"/>
+      </w:pPr>
+      <w:rPr>
+        <w:rFonts w:ascii="Wingdings" w:hAnsi="Wingdings" w:hint="default"/>
+        <w:sz w:val="20"/>
+      </w:rPr>
+    </w:lvl>
+    <w:lvl w:ilvl="3" w:tentative="1">
+      <w:start w:val="1"/>
+      <w:numFmt w:val="bullet"/>
+      <w:lvlText w:val=""/>
+      <w:lvlJc w:val="left"/>
+      <w:pPr>
+        <w:tabs>
+          <w:tab w:val="num" w:pos="2880"/>
+        </w:tabs>
+        <w:ind w:left="2880" w:hanging="360"/>
+      </w:pPr>
+      <w:rPr>
+        <w:rFonts w:ascii="Wingdings" w:hAnsi="Wingdings" w:hint="default"/>
+        <w:sz w:val="20"/>
+      </w:rPr>
+    </w:lvl>
+    <w:lvl w:ilvl="4" w:tentative="1">
+      <w:start w:val="1"/>
+      <w:numFmt w:val="bullet"/>
+      <w:lvlText w:val=""/>
+      <w:lvlJc w:val="left"/>
+      <w:pPr>
+        <w:tabs>
+          <w:tab w:val="num" w:pos="3600"/>
+        </w:tabs>
+        <w:ind w:left="3600" w:hanging="360"/>
+      </w:pPr>
+      <w:rPr>
+        <w:rFonts w:ascii="Wingdings" w:hAnsi="Wingdings" w:hint="default"/>
+        <w:sz w:val="20"/>
+      </w:rPr>
+    </w:lvl>
+    <w:lvl w:ilvl="5" w:tentative="1">
+      <w:start w:val="1"/>
+      <w:numFmt w:val="bullet"/>
+      <w:lvlText w:val=""/>
+      <w:lvlJc w:val="left"/>
+      <w:pPr>
+        <w:tabs>
+          <w:tab w:val="num" w:pos="4320"/>
+        </w:tabs>
+        <w:ind w:left="4320" w:hanging="360"/>
+      </w:pPr>
+      <w:rPr>
+        <w:rFonts w:ascii="Wingdings" w:hAnsi="Wingdings" w:hint="default"/>
+        <w:sz w:val="20"/>
+      </w:rPr>
+    </w:lvl>
+    <w:lvl w:ilvl="6" w:tentative="1">
+      <w:start w:val="1"/>
+      <w:numFmt w:val="bullet"/>
+      <w:lvlText w:val=""/>
+      <w:lvlJc w:val="left"/>
+      <w:pPr>
+        <w:tabs>
+          <w:tab w:val="num" w:pos="5040"/>
+        </w:tabs>
+        <w:ind w:left="5040" w:hanging="360"/>
+      </w:pPr>
+      <w:rPr>
+        <w:rFonts w:ascii="Wingdings" w:hAnsi="Wingdings" w:hint="default"/>
+        <w:sz w:val="20"/>
+      </w:rPr>
+    </w:lvl>
+    <w:lvl w:ilvl="7" w:tentative="1">
+      <w:start w:val="1"/>
+      <w:numFmt w:val="bullet"/>
+      <w:lvlText w:val=""/>
+      <w:lvlJc w:val="left"/>
+      <w:pPr>
+        <w:tabs>
+          <w:tab w:val="num" w:pos="5760"/>
+        </w:tabs>
+        <w:ind w:left="5760" w:hanging="360"/>
+      </w:pPr>
+      <w:rPr>
+        <w:rFonts w:ascii="Wingdings" w:hAnsi="Wingdings" w:hint="default"/>
+        <w:sz w:val="20"/>
+      </w:rPr>
+    </w:lvl>
+    <w:lvl w:ilvl="8" w:tentative="1">
+      <w:start w:val="1"/>
+      <w:numFmt w:val="bullet"/>
+      <w:lvlText w:val=""/>
+      <w:lvlJc w:val="left"/>
+      <w:pPr>
+        <w:tabs>
+          <w:tab w:val="num" w:pos="6480"/>
+        </w:tabs>
+        <w:ind w:left="6480" w:hanging="360"/>
+      </w:pPr>
+      <w:rPr>
+        <w:rFonts w:ascii="Wingdings" w:hAnsi="Wingdings" w:hint="default"/>
+        <w:sz w:val="20"/>
+      </w:rPr>
+    </w:lvl>
+  </w:abstractNum>
+  <w:abstractNum w:abstractNumId="1" w15:restartNumberingAfterBreak="0">
     <w:nsid w:val="0E1C04D1"/>
     <w:multiLevelType w:val="multilevel"/>
     <w:tmpl w:val="C64ABDD2"/>
@@ -904,7 +1170,7 @@
       </w:rPr>
     </w:lvl>
   </w:abstractNum>
-  <w:abstractNum w:abstractNumId="1" w15:restartNumberingAfterBreak="0">
+  <w:abstractNum w:abstractNumId="2" w15:restartNumberingAfterBreak="0">
     <w:nsid w:val="25613047"/>
     <w:multiLevelType w:val="multilevel"/>
     <w:tmpl w:val="BC9AE896"/>
@@ -1053,7 +1319,454 @@
       </w:rPr>
     </w:lvl>
   </w:abstractNum>
-  <w:abstractNum w:abstractNumId="2" w15:restartNumberingAfterBreak="0">
+  <w:abstractNum w:abstractNumId="3" w15:restartNumberingAfterBreak="0">
+    <w:nsid w:val="488968A7"/>
+    <w:multiLevelType w:val="multilevel"/>
+    <w:tmpl w:val="2E8AAE58"/>
+    <w:lvl w:ilvl="0">
+      <w:start w:val="1"/>
+      <w:numFmt w:val="bullet"/>
+      <w:lvlText w:val=""/>
+      <w:lvlJc w:val="left"/>
+      <w:pPr>
+        <w:tabs>
+          <w:tab w:val="num" w:pos="720"/>
+        </w:tabs>
+        <w:ind w:left="720" w:hanging="360"/>
+      </w:pPr>
+      <w:rPr>
+        <w:rFonts w:ascii="Symbol" w:hAnsi="Symbol" w:hint="default"/>
+        <w:sz w:val="20"/>
+      </w:rPr>
+    </w:lvl>
+    <w:lvl w:ilvl="1">
+      <w:start w:val="1"/>
+      <w:numFmt w:val="bullet"/>
+      <w:lvlText w:val="o"/>
+      <w:lvlJc w:val="left"/>
+      <w:pPr>
+        <w:tabs>
+          <w:tab w:val="num" w:pos="1440"/>
+        </w:tabs>
+        <w:ind w:left="1440" w:hanging="360"/>
+      </w:pPr>
+      <w:rPr>
+        <w:rFonts w:ascii="Courier New" w:hAnsi="Courier New" w:hint="default"/>
+        <w:sz w:val="20"/>
+      </w:rPr>
+    </w:lvl>
+    <w:lvl w:ilvl="2" w:tentative="1">
+      <w:start w:val="1"/>
+      <w:numFmt w:val="bullet"/>
+      <w:lvlText w:val=""/>
+      <w:lvlJc w:val="left"/>
+      <w:pPr>
+        <w:tabs>
+          <w:tab w:val="num" w:pos="2160"/>
+        </w:tabs>
+        <w:ind w:left="2160" w:hanging="360"/>
+      </w:pPr>
+      <w:rPr>
+        <w:rFonts w:ascii="Wingdings" w:hAnsi="Wingdings" w:hint="default"/>
+        <w:sz w:val="20"/>
+      </w:rPr>
+    </w:lvl>
+    <w:lvl w:ilvl="3" w:tentative="1">
+      <w:start w:val="1"/>
+      <w:numFmt w:val="bullet"/>
+      <w:lvlText w:val=""/>
+      <w:lvlJc w:val="left"/>
+      <w:pPr>
+        <w:tabs>
+          <w:tab w:val="num" w:pos="2880"/>
+        </w:tabs>
+        <w:ind w:left="2880" w:hanging="360"/>
+      </w:pPr>
+      <w:rPr>
+        <w:rFonts w:ascii="Wingdings" w:hAnsi="Wingdings" w:hint="default"/>
+        <w:sz w:val="20"/>
+      </w:rPr>
+    </w:lvl>
+    <w:lvl w:ilvl="4" w:tentative="1">
+      <w:start w:val="1"/>
+      <w:numFmt w:val="bullet"/>
+      <w:lvlText w:val=""/>
+      <w:lvlJc w:val="left"/>
+      <w:pPr>
+        <w:tabs>
+          <w:tab w:val="num" w:pos="3600"/>
+        </w:tabs>
+        <w:ind w:left="3600" w:hanging="360"/>
+      </w:pPr>
+      <w:rPr>
+        <w:rFonts w:ascii="Wingdings" w:hAnsi="Wingdings" w:hint="default"/>
+        <w:sz w:val="20"/>
+      </w:rPr>
+    </w:lvl>
+    <w:lvl w:ilvl="5" w:tentative="1">
+      <w:start w:val="1"/>
+      <w:numFmt w:val="bullet"/>
+      <w:lvlText w:val=""/>
+      <w:lvlJc w:val="left"/>
+      <w:pPr>
+        <w:tabs>
+          <w:tab w:val="num" w:pos="4320"/>
+        </w:tabs>
+        <w:ind w:left="4320" w:hanging="360"/>
+      </w:pPr>
+      <w:rPr>
+        <w:rFonts w:ascii="Wingdings" w:hAnsi="Wingdings" w:hint="default"/>
+        <w:sz w:val="20"/>
+      </w:rPr>
+    </w:lvl>
+    <w:lvl w:ilvl="6" w:tentative="1">
+      <w:start w:val="1"/>
+      <w:numFmt w:val="bullet"/>
+      <w:lvlText w:val=""/>
+      <w:lvlJc w:val="left"/>
+      <w:pPr>
+        <w:tabs>
+          <w:tab w:val="num" w:pos="5040"/>
+        </w:tabs>
+        <w:ind w:left="5040" w:hanging="360"/>
+      </w:pPr>
+      <w:rPr>
+        <w:rFonts w:ascii="Wingdings" w:hAnsi="Wingdings" w:hint="default"/>
+        <w:sz w:val="20"/>
+      </w:rPr>
+    </w:lvl>
+    <w:lvl w:ilvl="7" w:tentative="1">
+      <w:start w:val="1"/>
+      <w:numFmt w:val="bullet"/>
+      <w:lvlText w:val=""/>
+      <w:lvlJc w:val="left"/>
+      <w:pPr>
+        <w:tabs>
+          <w:tab w:val="num" w:pos="5760"/>
+        </w:tabs>
+        <w:ind w:left="5760" w:hanging="360"/>
+      </w:pPr>
+      <w:rPr>
+        <w:rFonts w:ascii="Wingdings" w:hAnsi="Wingdings" w:hint="default"/>
+        <w:sz w:val="20"/>
+      </w:rPr>
+    </w:lvl>
+    <w:lvl w:ilvl="8" w:tentative="1">
+      <w:start w:val="1"/>
+      <w:numFmt w:val="bullet"/>
+      <w:lvlText w:val=""/>
+      <w:lvlJc w:val="left"/>
+      <w:pPr>
+        <w:tabs>
+          <w:tab w:val="num" w:pos="6480"/>
+        </w:tabs>
+        <w:ind w:left="6480" w:hanging="360"/>
+      </w:pPr>
+      <w:rPr>
+        <w:rFonts w:ascii="Wingdings" w:hAnsi="Wingdings" w:hint="default"/>
+        <w:sz w:val="20"/>
+      </w:rPr>
+    </w:lvl>
+  </w:abstractNum>
+  <w:abstractNum w:abstractNumId="4" w15:restartNumberingAfterBreak="0">
+    <w:nsid w:val="5C3B1AAC"/>
+    <w:multiLevelType w:val="multilevel"/>
+    <w:tmpl w:val="BA6EA722"/>
+    <w:lvl w:ilvl="0">
+      <w:start w:val="1"/>
+      <w:numFmt w:val="bullet"/>
+      <w:lvlText w:val=""/>
+      <w:lvlJc w:val="left"/>
+      <w:pPr>
+        <w:tabs>
+          <w:tab w:val="num" w:pos="720"/>
+        </w:tabs>
+        <w:ind w:left="720" w:hanging="360"/>
+      </w:pPr>
+      <w:rPr>
+        <w:rFonts w:ascii="Symbol" w:hAnsi="Symbol" w:hint="default"/>
+        <w:sz w:val="20"/>
+      </w:rPr>
+    </w:lvl>
+    <w:lvl w:ilvl="1" w:tentative="1">
+      <w:start w:val="1"/>
+      <w:numFmt w:val="bullet"/>
+      <w:lvlText w:val="o"/>
+      <w:lvlJc w:val="left"/>
+      <w:pPr>
+        <w:tabs>
+          <w:tab w:val="num" w:pos="1440"/>
+        </w:tabs>
+        <w:ind w:left="1440" w:hanging="360"/>
+      </w:pPr>
+      <w:rPr>
+        <w:rFonts w:ascii="Courier New" w:hAnsi="Courier New" w:hint="default"/>
+        <w:sz w:val="20"/>
+      </w:rPr>
+    </w:lvl>
+    <w:lvl w:ilvl="2" w:tentative="1">
+      <w:start w:val="1"/>
+      <w:numFmt w:val="bullet"/>
+      <w:lvlText w:val=""/>
+      <w:lvlJc w:val="left"/>
+      <w:pPr>
+        <w:tabs>
+          <w:tab w:val="num" w:pos="2160"/>
+        </w:tabs>
+        <w:ind w:left="2160" w:hanging="360"/>
+      </w:pPr>
+      <w:rPr>
+        <w:rFonts w:ascii="Wingdings" w:hAnsi="Wingdings" w:hint="default"/>
+        <w:sz w:val="20"/>
+      </w:rPr>
+    </w:lvl>
+    <w:lvl w:ilvl="3" w:tentative="1">
+      <w:start w:val="1"/>
+      <w:numFmt w:val="bullet"/>
+      <w:lvlText w:val=""/>
+      <w:lvlJc w:val="left"/>
+      <w:pPr>
+        <w:tabs>
+          <w:tab w:val="num" w:pos="2880"/>
+        </w:tabs>
+        <w:ind w:left="2880" w:hanging="360"/>
+      </w:pPr>
+      <w:rPr>
+        <w:rFonts w:ascii="Wingdings" w:hAnsi="Wingdings" w:hint="default"/>
+        <w:sz w:val="20"/>
+      </w:rPr>
+    </w:lvl>
+    <w:lvl w:ilvl="4" w:tentative="1">
+      <w:start w:val="1"/>
+      <w:numFmt w:val="bullet"/>
+      <w:lvlText w:val=""/>
+      <w:lvlJc w:val="left"/>
+      <w:pPr>
+        <w:tabs>
+          <w:tab w:val="num" w:pos="3600"/>
+        </w:tabs>
+        <w:ind w:left="3600" w:hanging="360"/>
+      </w:pPr>
+      <w:rPr>
+        <w:rFonts w:ascii="Wingdings" w:hAnsi="Wingdings" w:hint="default"/>
+        <w:sz w:val="20"/>
+      </w:rPr>
+    </w:lvl>
+    <w:lvl w:ilvl="5" w:tentative="1">
+      <w:start w:val="1"/>
+      <w:numFmt w:val="bullet"/>
+      <w:lvlText w:val=""/>
+      <w:lvlJc w:val="left"/>
+      <w:pPr>
+        <w:tabs>
+          <w:tab w:val="num" w:pos="4320"/>
+        </w:tabs>
+        <w:ind w:left="4320" w:hanging="360"/>
+      </w:pPr>
+      <w:rPr>
+        <w:rFonts w:ascii="Wingdings" w:hAnsi="Wingdings" w:hint="default"/>
+        <w:sz w:val="20"/>
+      </w:rPr>
+    </w:lvl>
+    <w:lvl w:ilvl="6" w:tentative="1">
+      <w:start w:val="1"/>
+      <w:numFmt w:val="bullet"/>
+      <w:lvlText w:val=""/>
+      <w:lvlJc w:val="left"/>
+      <w:pPr>
+        <w:tabs>
+          <w:tab w:val="num" w:pos="5040"/>
+        </w:tabs>
+        <w:ind w:left="5040" w:hanging="360"/>
+      </w:pPr>
+      <w:rPr>
+        <w:rFonts w:ascii="Wingdings" w:hAnsi="Wingdings" w:hint="default"/>
+        <w:sz w:val="20"/>
+      </w:rPr>
+    </w:lvl>
+    <w:lvl w:ilvl="7" w:tentative="1">
+      <w:start w:val="1"/>
+      <w:numFmt w:val="bullet"/>
+      <w:lvlText w:val=""/>
+      <w:lvlJc w:val="left"/>
+      <w:pPr>
+        <w:tabs>
+          <w:tab w:val="num" w:pos="5760"/>
+        </w:tabs>
+        <w:ind w:left="5760" w:hanging="360"/>
+      </w:pPr>
+      <w:rPr>
+        <w:rFonts w:ascii="Wingdings" w:hAnsi="Wingdings" w:hint="default"/>
+        <w:sz w:val="20"/>
+      </w:rPr>
+    </w:lvl>
+    <w:lvl w:ilvl="8" w:tentative="1">
+      <w:start w:val="1"/>
+      <w:numFmt w:val="bullet"/>
+      <w:lvlText w:val=""/>
+      <w:lvlJc w:val="left"/>
+      <w:pPr>
+        <w:tabs>
+          <w:tab w:val="num" w:pos="6480"/>
+        </w:tabs>
+        <w:ind w:left="6480" w:hanging="360"/>
+      </w:pPr>
+      <w:rPr>
+        <w:rFonts w:ascii="Wingdings" w:hAnsi="Wingdings" w:hint="default"/>
+        <w:sz w:val="20"/>
+      </w:rPr>
+    </w:lvl>
+  </w:abstractNum>
+  <w:abstractNum w:abstractNumId="5" w15:restartNumberingAfterBreak="0">
+    <w:nsid w:val="70054649"/>
+    <w:multiLevelType w:val="multilevel"/>
+    <w:tmpl w:val="38687F30"/>
+    <w:lvl w:ilvl="0">
+      <w:start w:val="1"/>
+      <w:numFmt w:val="bullet"/>
+      <w:lvlText w:val=""/>
+      <w:lvlJc w:val="left"/>
+      <w:pPr>
+        <w:tabs>
+          <w:tab w:val="num" w:pos="720"/>
+        </w:tabs>
+        <w:ind w:left="720" w:hanging="360"/>
+      </w:pPr>
+      <w:rPr>
+        <w:rFonts w:ascii="Symbol" w:hAnsi="Symbol" w:hint="default"/>
+        <w:sz w:val="20"/>
+      </w:rPr>
+    </w:lvl>
+    <w:lvl w:ilvl="1" w:tentative="1">
+      <w:start w:val="1"/>
+      <w:numFmt w:val="bullet"/>
+      <w:lvlText w:val="o"/>
+      <w:lvlJc w:val="left"/>
+      <w:pPr>
+        <w:tabs>
+          <w:tab w:val="num" w:pos="1440"/>
+        </w:tabs>
+        <w:ind w:left="1440" w:hanging="360"/>
+      </w:pPr>
+      <w:rPr>
+        <w:rFonts w:ascii="Courier New" w:hAnsi="Courier New" w:hint="default"/>
+        <w:sz w:val="20"/>
+      </w:rPr>
+    </w:lvl>
+    <w:lvl w:ilvl="2" w:tentative="1">
+      <w:start w:val="1"/>
+      <w:numFmt w:val="bullet"/>
+      <w:lvlText w:val=""/>
+      <w:lvlJc w:val="left"/>
+      <w:pPr>
+        <w:tabs>
+          <w:tab w:val="num" w:pos="2160"/>
+        </w:tabs>
+        <w:ind w:left="2160" w:hanging="360"/>
+      </w:pPr>
+      <w:rPr>
+        <w:rFonts w:ascii="Wingdings" w:hAnsi="Wingdings" w:hint="default"/>
+        <w:sz w:val="20"/>
+      </w:rPr>
+    </w:lvl>
+    <w:lvl w:ilvl="3" w:tentative="1">
+      <w:start w:val="1"/>
+      <w:numFmt w:val="bullet"/>
+      <w:lvlText w:val=""/>
+      <w:lvlJc w:val="left"/>
+      <w:pPr>
+        <w:tabs>
+          <w:tab w:val="num" w:pos="2880"/>
+        </w:tabs>
+        <w:ind w:left="2880" w:hanging="360"/>
+      </w:pPr>
+      <w:rPr>
+        <w:rFonts w:ascii="Wingdings" w:hAnsi="Wingdings" w:hint="default"/>
+        <w:sz w:val="20"/>
+      </w:rPr>
+    </w:lvl>
+    <w:lvl w:ilvl="4" w:tentative="1">
+      <w:start w:val="1"/>
+      <w:numFmt w:val="bullet"/>
+      <w:lvlText w:val=""/>
+      <w:lvlJc w:val="left"/>
+      <w:pPr>
+        <w:tabs>
+          <w:tab w:val="num" w:pos="3600"/>
+        </w:tabs>
+        <w:ind w:left="3600" w:hanging="360"/>
+      </w:pPr>
+      <w:rPr>
+        <w:rFonts w:ascii="Wingdings" w:hAnsi="Wingdings" w:hint="default"/>
+        <w:sz w:val="20"/>
+      </w:rPr>
+    </w:lvl>
+    <w:lvl w:ilvl="5" w:tentative="1">
+      <w:start w:val="1"/>
+      <w:numFmt w:val="bullet"/>
+      <w:lvlText w:val=""/>
+      <w:lvlJc w:val="left"/>
+      <w:pPr>
+        <w:tabs>
+          <w:tab w:val="num" w:pos="4320"/>
+        </w:tabs>
+        <w:ind w:left="4320" w:hanging="360"/>
+      </w:pPr>
+      <w:rPr>
+        <w:rFonts w:ascii="Wingdings" w:hAnsi="Wingdings" w:hint="default"/>
+        <w:sz w:val="20"/>
+      </w:rPr>
+    </w:lvl>
+    <w:lvl w:ilvl="6" w:tentative="1">
+      <w:start w:val="1"/>
+      <w:numFmt w:val="bullet"/>
+      <w:lvlText w:val=""/>
+      <w:lvlJc w:val="left"/>
+      <w:pPr>
+        <w:tabs>
+          <w:tab w:val="num" w:pos="5040"/>
+        </w:tabs>
+        <w:ind w:left="5040" w:hanging="360"/>
+      </w:pPr>
+      <w:rPr>
+        <w:rFonts w:ascii="Wingdings" w:hAnsi="Wingdings" w:hint="default"/>
+        <w:sz w:val="20"/>
+      </w:rPr>
+    </w:lvl>
+    <w:lvl w:ilvl="7" w:tentative="1">
+      <w:start w:val="1"/>
+      <w:numFmt w:val="bullet"/>
+      <w:lvlText w:val=""/>
+      <w:lvlJc w:val="left"/>
+      <w:pPr>
+        <w:tabs>
+          <w:tab w:val="num" w:pos="5760"/>
+        </w:tabs>
+        <w:ind w:left="5760" w:hanging="360"/>
+      </w:pPr>
+      <w:rPr>
+        <w:rFonts w:ascii="Wingdings" w:hAnsi="Wingdings" w:hint="default"/>
+        <w:sz w:val="20"/>
+      </w:rPr>
+    </w:lvl>
+    <w:lvl w:ilvl="8" w:tentative="1">
+      <w:start w:val="1"/>
+      <w:numFmt w:val="bullet"/>
+      <w:lvlText w:val=""/>
+      <w:lvlJc w:val="left"/>
+      <w:pPr>
+        <w:tabs>
+          <w:tab w:val="num" w:pos="6480"/>
+        </w:tabs>
+        <w:ind w:left="6480" w:hanging="360"/>
+      </w:pPr>
+      <w:rPr>
+        <w:rFonts w:ascii="Wingdings" w:hAnsi="Wingdings" w:hint="default"/>
+        <w:sz w:val="20"/>
+      </w:rPr>
+    </w:lvl>
+  </w:abstractNum>
+  <w:abstractNum w:abstractNumId="6" w15:restartNumberingAfterBreak="0">
     <w:nsid w:val="70BD64F9"/>
     <w:multiLevelType w:val="multilevel"/>
     <w:tmpl w:val="C7D2776A"/>
@@ -1202,7 +1915,7 @@
       </w:rPr>
     </w:lvl>
   </w:abstractNum>
-  <w:abstractNum w:abstractNumId="3" w15:restartNumberingAfterBreak="0">
+  <w:abstractNum w:abstractNumId="7" w15:restartNumberingAfterBreak="0">
     <w:nsid w:val="73735A48"/>
     <w:multiLevelType w:val="multilevel"/>
     <w:tmpl w:val="ADB0A84E"/>
@@ -1351,7 +2064,7 @@
       </w:rPr>
     </w:lvl>
   </w:abstractNum>
-  <w:abstractNum w:abstractNumId="4" w15:restartNumberingAfterBreak="0">
+  <w:abstractNum w:abstractNumId="8" w15:restartNumberingAfterBreak="0">
     <w:nsid w:val="74B64452"/>
     <w:multiLevelType w:val="multilevel"/>
     <w:tmpl w:val="6B4CA104"/>
@@ -1500,7 +2213,7 @@
       </w:rPr>
     </w:lvl>
   </w:abstractNum>
-  <w:abstractNum w:abstractNumId="5" w15:restartNumberingAfterBreak="0">
+  <w:abstractNum w:abstractNumId="9" w15:restartNumberingAfterBreak="0">
     <w:nsid w:val="7682248F"/>
     <w:multiLevelType w:val="multilevel"/>
     <w:tmpl w:val="69A2E44A"/>
@@ -1649,7 +2362,7 @@
       </w:rPr>
     </w:lvl>
   </w:abstractNum>
-  <w:abstractNum w:abstractNumId="6" w15:restartNumberingAfterBreak="0">
+  <w:abstractNum w:abstractNumId="10" w15:restartNumberingAfterBreak="0">
     <w:nsid w:val="7F31536C"/>
     <w:multiLevelType w:val="multilevel"/>
     <w:tmpl w:val="3A20441C"/>
@@ -1799,25 +2512,37 @@
     </w:lvl>
   </w:abstractNum>
   <w:num w:numId="1" w16cid:durableId="1279750799">
+    <w:abstractNumId w:val="8"/>
+  </w:num>
+  <w:num w:numId="2" w16cid:durableId="1073041169">
+    <w:abstractNumId w:val="2"/>
+  </w:num>
+  <w:num w:numId="3" w16cid:durableId="1452046340">
+    <w:abstractNumId w:val="1"/>
+  </w:num>
+  <w:num w:numId="4" w16cid:durableId="1169490816">
+    <w:abstractNumId w:val="6"/>
+  </w:num>
+  <w:num w:numId="5" w16cid:durableId="1066342861">
+    <w:abstractNumId w:val="9"/>
+  </w:num>
+  <w:num w:numId="6" w16cid:durableId="583030512">
+    <w:abstractNumId w:val="7"/>
+  </w:num>
+  <w:num w:numId="7" w16cid:durableId="426968159">
+    <w:abstractNumId w:val="10"/>
+  </w:num>
+  <w:num w:numId="8" w16cid:durableId="95254978">
+    <w:abstractNumId w:val="0"/>
+  </w:num>
+  <w:num w:numId="9" w16cid:durableId="744842435">
     <w:abstractNumId w:val="4"/>
   </w:num>
-  <w:num w:numId="2" w16cid:durableId="1073041169">
-    <w:abstractNumId w:val="1"/>
-  </w:num>
-  <w:num w:numId="3" w16cid:durableId="1452046340">
-    <w:abstractNumId w:val="0"/>
-  </w:num>
-  <w:num w:numId="4" w16cid:durableId="1169490816">
-    <w:abstractNumId w:val="2"/>
-  </w:num>
-  <w:num w:numId="5" w16cid:durableId="1066342861">
-    <w:abstractNumId w:val="5"/>
-  </w:num>
-  <w:num w:numId="6" w16cid:durableId="583030512">
+  <w:num w:numId="10" w16cid:durableId="177895758">
     <w:abstractNumId w:val="3"/>
   </w:num>
-  <w:num w:numId="7" w16cid:durableId="426968159">
-    <w:abstractNumId w:val="6"/>
+  <w:num w:numId="11" w16cid:durableId="1570383227">
+    <w:abstractNumId w:val="5"/>
   </w:num>
 </w:numbering>
 </file>
@@ -2424,7 +3149,6 @@
   <w:style w:type="character" w:default="1" w:styleId="DefaultParagraphFont">
     <w:name w:val="Default Paragraph Font"/>
     <w:uiPriority w:val="1"/>
-    <w:semiHidden/>
     <w:unhideWhenUsed/>
   </w:style>
   <w:style w:type="table" w:default="1" w:styleId="TableNormal">

--- a/Analysis Plan/ValidationStudy-HES_Costs_Data_Cleaning_Actions.docx
+++ b/Analysis Plan/ValidationStudy-HES_Costs_Data_Cleaning_Actions.docx
@@ -839,12 +839,6 @@
     <w:p>
       <w:pPr>
         <w:spacing w:after="0" w:line="240" w:lineRule="auto"/>
-        <w:rPr>
-          <w:rFonts w:ascii="Times New Roman" w:eastAsia="Times New Roman" w:hAnsi="Times New Roman" w:cs="Times New Roman"/>
-          <w:kern w:val="0"/>
-          <w:lang w:eastAsia="en-GB"/>
-          <w14:ligatures w14:val="none"/>
-        </w:rPr>
       </w:pPr>
       <w:hyperlink r:id="rId6" w:history="1">
         <w:r>
@@ -859,6 +853,61 @@
           <w:t>Cleaning_AE_Treatment_Codes.xlsx</w:t>
         </w:r>
       </w:hyperlink>
+    </w:p>
+    <w:p>
+      <w:pPr>
+        <w:spacing w:after="0" w:line="240" w:lineRule="auto"/>
+      </w:pPr>
+    </w:p>
+    <w:p>
+      <w:pPr>
+        <w:spacing w:after="0" w:line="240" w:lineRule="auto"/>
+        <w:rPr>
+          <w:b/>
+          <w:bCs/>
+          <w:u w:val="single"/>
+        </w:rPr>
+      </w:pPr>
+      <w:r>
+        <w:rPr>
+          <w:b/>
+          <w:bCs/>
+          <w:u w:val="single"/>
+        </w:rPr>
+        <w:t>Creating cost data</w:t>
+      </w:r>
+    </w:p>
+    <w:p>
+      <w:pPr>
+        <w:spacing w:after="0" w:line="240" w:lineRule="auto"/>
+      </w:pPr>
+      <w:r>
+        <w:t xml:space="preserve">The AE attendances with </w:t>
+      </w:r>
+      <w:r>
+        <w:rPr>
+          <w:b/>
+          <w:bCs/>
+        </w:rPr>
+        <w:t xml:space="preserve">Missing </w:t>
+      </w:r>
+      <w:r>
+        <w:t xml:space="preserve">main investigation and main </w:t>
+      </w:r>
+      <w:r>
+        <w:t>treatment</w:t>
+      </w:r>
+      <w:r>
+        <w:t>, will be excluded in the costs analysis</w:t>
+      </w:r>
+      <w:r>
+        <w:t>.</w:t>
+      </w:r>
+    </w:p>
+    <w:p>
+      <w:pPr>
+        <w:spacing w:after="0" w:line="240" w:lineRule="auto"/>
+      </w:pPr>
     </w:p>
     <w:sectPr>
       <w:pgSz w:w="11906" w:h="16838"/>
@@ -3149,6 +3198,7 @@
   <w:style w:type="character" w:default="1" w:styleId="DefaultParagraphFont">
     <w:name w:val="Default Paragraph Font"/>
     <w:uiPriority w:val="1"/>
+    <w:semiHidden/>
     <w:unhideWhenUsed/>
   </w:style>
   <w:style w:type="table" w:default="1" w:styleId="TableNormal">
